--- a/Sankula_Koteswara_Rao_Resume.docx
+++ b/Sankula_Koteswara_Rao_Resume.docx
@@ -29,7 +29,7 @@
           <w:color w:val="000000"/>
           <w:sz w:val="21"/>
         </w:rPr>
-        <w:t>Software Developer | Python &amp; Django Developer | Full-Stack Web Developer</w:t>
+        <w:t>Python &amp; Django Developer | Full-Stack Web Developer</w:t>
       </w:r>
     </w:p>
     <w:p>
@@ -72,7 +72,7 @@
           <w:color w:val="000000"/>
           <w:sz w:val="18"/>
         </w:rPr>
-        <w:t>Software developer and final-year B.Tech Artificial Intelligence and Machine Learning student with hands-on experience building Python, Django, Flask, REST API, React, TypeScript, Java, Spring Boot, Express.js, MongoDB, and Streamlit applications. Completed a 6-month Python Development internship with Flipkart Launchpad and built public projects across employee leave management, ERP portals, secure asset management, AI chatbots, automation tools, and responsive web platforms. Strong fit for entry-level software developer, Python developer, backend developer, frontend developer, and full-stack developer roles.</w:t>
+        <w:t>Software developer and final-year B.Tech Artificial Intelligence and Machine Learning student with hands-on experience building Python, Django, Flask, REST API, React, JavaScript, MERN stack, MongoDB, Streamlit, and responsive web applications. Currently coordinating MERN stack internship cohorts at Techno Future India and building Rolla AI, a custom web development agency platform. Completed a 6-month Python Development internship with Flipkart Launchpad and built public projects across employee leave management, ERP portals, AI chatbots, automation tools, and portfolio platforms.</w:t>
       </w:r>
     </w:p>
     <w:p>
@@ -105,7 +105,7 @@
           <w:color w:val="000000"/>
           <w:sz w:val="18"/>
         </w:rPr>
-        <w:t>Languages: Python, JavaScript, TypeScript, Java, HTML5, CSS3</w:t>
+        <w:t>Languages: Python, JavaScript, HTML5, CSS3</w:t>
       </w:r>
     </w:p>
     <w:p>
@@ -121,7 +121,7 @@
           <w:color w:val="000000"/>
           <w:sz w:val="18"/>
         </w:rPr>
-        <w:t>Backend: Django, Flask, REST APIs, Spring Boot, Express.js, Node.js, JWT authentication, API integration</w:t>
+        <w:t>Backend: Django, Flask, REST APIs, Express.js, Node.js</w:t>
       </w:r>
     </w:p>
     <w:p>
@@ -137,55 +137,7 @@
           <w:color w:val="000000"/>
           <w:sz w:val="18"/>
         </w:rPr>
-        <w:t>Frontend: React.js, Vite, Tailwind CSS, responsive UI, Bootstrap, DOM manipulation</w:t>
-      </w:r>
-    </w:p>
-    <w:p>
-      <w:pPr>
-        <w:pStyle w:val="ListBullet"/>
-        <w:spacing w:after="28"/>
-        <w:ind w:left="259" w:hanging="259"/>
-      </w:pPr>
-      <w:r>
-        <w:rPr>
-          <w:rFonts w:ascii="Arial" w:hAnsi="Arial"/>
-          <w:b w:val="0"/>
-          <w:color w:val="000000"/>
-          <w:sz w:val="18"/>
-        </w:rPr>
-        <w:t>Databases and Tools: MongoDB, MongoDB Atlas, Mongoose, SQLite, Git, GitHub, Docker, Vercel, Render, Streamlit</w:t>
-      </w:r>
-    </w:p>
-    <w:p>
-      <w:pPr>
-        <w:pStyle w:val="ListBullet"/>
-        <w:spacing w:after="28"/>
-        <w:ind w:left="259" w:hanging="259"/>
-      </w:pPr>
-      <w:r>
-        <w:rPr>
-          <w:rFonts w:ascii="Arial" w:hAnsi="Arial"/>
-          <w:b w:val="0"/>
-          <w:color w:val="000000"/>
-          <w:sz w:val="18"/>
-        </w:rPr>
-        <w:t>AI and Automation: AI tools, prompt engineering workflows, chatbot development, Python automation</w:t>
-      </w:r>
-    </w:p>
-    <w:p>
-      <w:pPr>
-        <w:pStyle w:val="ListBullet"/>
-        <w:spacing w:after="28"/>
-        <w:ind w:left="259" w:hanging="259"/>
-      </w:pPr>
-      <w:r>
-        <w:rPr>
-          <w:rFonts w:ascii="Arial" w:hAnsi="Arial"/>
-          <w:b w:val="0"/>
-          <w:color w:val="000000"/>
-          <w:sz w:val="18"/>
-        </w:rPr>
-        <w:t>Software Practices: debugging, clean code, version control, deployment, documentation, teamwork</w:t>
+        <w:t>Frontend: React.js, Vite, Tailwind CSS</w:t>
       </w:r>
     </w:p>
     <w:p>
@@ -203,77 +155,6 @@
           <w:sz w:val="21"/>
         </w:rPr>
         <w:t>PROFESSIONAL EXPERIENCE</w:t>
-      </w:r>
-    </w:p>
-    <w:p>
-      <w:pPr>
-        <w:spacing w:after="20"/>
-      </w:pPr>
-      <w:r>
-        <w:rPr>
-          <w:rFonts w:ascii="Arial" w:hAnsi="Arial"/>
-          <w:b/>
-          <w:color w:val="000000"/>
-          <w:sz w:val="19"/>
-        </w:rPr>
-        <w:t>Coordinator</w:t>
-      </w:r>
-      <w:r>
-        <w:rPr>
-          <w:rFonts w:ascii="Arial" w:hAnsi="Arial"/>
-          <w:b w:val="0"/>
-          <w:color w:val="000000"/>
-          <w:sz w:val="18"/>
-        </w:rPr>
-        <w:t xml:space="preserve"> | Techno Future India | May 2026 - Present | Guntur, Andhra Pradesh</w:t>
-      </w:r>
-    </w:p>
-    <w:p>
-      <w:pPr>
-        <w:pStyle w:val="ListBullet"/>
-        <w:spacing w:after="28"/>
-        <w:ind w:left="259" w:hanging="259"/>
-      </w:pPr>
-      <w:r>
-        <w:rPr>
-          <w:rFonts w:ascii="Arial" w:hAnsi="Arial"/>
-          <w:b w:val="0"/>
-          <w:color w:val="000000"/>
-          <w:sz w:val="18"/>
-        </w:rPr>
-        <w:t>Mentor internship cohorts on MERN Stack fundamentals, software development workflow, debugging, and project execution.</w:t>
-      </w:r>
-    </w:p>
-    <w:p>
-      <w:pPr>
-        <w:pStyle w:val="ListBullet"/>
-        <w:spacing w:after="28"/>
-        <w:ind w:left="259" w:hanging="259"/>
-      </w:pPr>
-      <w:r>
-        <w:rPr>
-          <w:rFonts w:ascii="Arial" w:hAnsi="Arial"/>
-          <w:b w:val="0"/>
-          <w:color w:val="000000"/>
-          <w:sz w:val="18"/>
-        </w:rPr>
-        <w:t>Design structured learning sessions covering frontend development, backend concepts, teamwork, and practical implementation.</w:t>
-      </w:r>
-    </w:p>
-    <w:p>
-      <w:pPr>
-        <w:pStyle w:val="ListBullet"/>
-        <w:spacing w:after="28"/>
-        <w:ind w:left="259" w:hanging="259"/>
-      </w:pPr>
-      <w:r>
-        <w:rPr>
-          <w:rFonts w:ascii="Arial" w:hAnsi="Arial"/>
-          <w:b w:val="0"/>
-          <w:color w:val="000000"/>
-          <w:sz w:val="18"/>
-        </w:rPr>
-        <w:t>Guide students through real-world development practices to improve project completion quality and technical confidence.</w:t>
       </w:r>
     </w:p>
     <w:p>
@@ -444,7 +325,7 @@
           <w:color w:val="000000"/>
           <w:sz w:val="19"/>
         </w:rPr>
-        <w:t>Rolla AI Digital Agency Platform</w:t>
+        <w:t>College Website</w:t>
       </w:r>
       <w:r>
         <w:rPr>
@@ -453,76 +334,7 @@
           <w:color w:val="000000"/>
           <w:sz w:val="18"/>
         </w:rPr>
-        <w:t xml:space="preserve"> | MERN Stack, Django, Next.js, Tailwind CSS</w:t>
-      </w:r>
-    </w:p>
-    <w:p>
-      <w:pPr>
-        <w:spacing w:after="0"/>
-      </w:pPr>
-      <w:r>
-        <w:rPr>
-          <w:rFonts w:ascii="Arial" w:hAnsi="Arial"/>
-          <w:b w:val="0"/>
-          <w:color w:val="404040"/>
-          <w:sz w:val="16"/>
-        </w:rPr>
-        <w:t>github.com/rkotesh/rolla-ai | rolla-ai.vercel.app</w:t>
-      </w:r>
-    </w:p>
-    <w:p>
-      <w:pPr>
-        <w:pStyle w:val="ListBullet"/>
-        <w:spacing w:after="28"/>
-        <w:ind w:left="259" w:hanging="259"/>
-      </w:pPr>
-      <w:r>
-        <w:rPr>
-          <w:rFonts w:ascii="Arial" w:hAnsi="Arial"/>
-          <w:b w:val="0"/>
-          <w:color w:val="000000"/>
-          <w:sz w:val="18"/>
-        </w:rPr>
-        <w:t>Built a responsive digital agency and SaaS development platform with modern UI, SEO structure, and deployment-ready pages.</w:t>
-      </w:r>
-    </w:p>
-    <w:p>
-      <w:pPr>
-        <w:pStyle w:val="ListBullet"/>
-        <w:spacing w:after="28"/>
-        <w:ind w:left="259" w:hanging="259"/>
-      </w:pPr>
-      <w:r>
-        <w:rPr>
-          <w:rFonts w:ascii="Arial" w:hAnsi="Arial"/>
-          <w:b w:val="0"/>
-          <w:color w:val="000000"/>
-          <w:sz w:val="18"/>
-        </w:rPr>
-        <w:t>Designed reusable web sections for service positioning, client acquisition, and software product presentation.</w:t>
-      </w:r>
-    </w:p>
-    <w:p>
-      <w:pPr>
-        <w:spacing w:after="0"/>
-      </w:pPr>
-      <w:r>
-        <w:rPr>
-          <w:rFonts w:ascii="Arial" w:hAnsi="Arial"/>
-          <w:b/>
-          <w:color w:val="000000"/>
-          <w:sz w:val="19"/>
-        </w:rPr>
-        <w:t>CIET ERP - College Website</w:t>
-      </w:r>
-      <w:r>
-        <w:rPr>
-          <w:rFonts w:ascii="Arial" w:hAnsi="Arial"/>
-          <w:b w:val="0"/>
-          <w:color w:val="000000"/>
-          <w:sz w:val="18"/>
-        </w:rPr>
-        <w:t xml:space="preserve"> | React, TypeScript, Vite, Java, Spring Boot, Spring Security, JWT, MongoDB Atlas, Docker</w:t>
+        <w:t xml:space="preserve"> | Python, Django, TypeScript, Vite, Vercel</w:t>
       </w:r>
     </w:p>
     <w:p>
@@ -552,7 +364,7 @@
           <w:color w:val="000000"/>
           <w:sz w:val="18"/>
         </w:rPr>
-        <w:t>Built a role-based college ERP platform for Students, Faculty, Mentors, HODs, and Admins with dedicated dashboards and protected routing.</w:t>
+        <w:t>Built college-focused web platforms for academic operations, student information, attendance, and administrative records.</w:t>
       </w:r>
     </w:p>
     <w:p>
@@ -568,7 +380,7 @@
           <w:color w:val="000000"/>
           <w:sz w:val="18"/>
         </w:rPr>
-        <w:t>Implemented backend APIs with Spring Boot, JWT authentication, MongoDB repositories, OTP verification, announcements, mentorship tracking, portfolio modules, and accreditation tools.</w:t>
+        <w:t>Maintained a deployed TypeScript college website and Django ERP project as part of an active academic software portfolio.</w:t>
       </w:r>
     </w:p>
     <w:p>
@@ -582,7 +394,7 @@
           <w:color w:val="000000"/>
           <w:sz w:val="19"/>
         </w:rPr>
-        <w:t>Secure Vault Asset Management SPA</w:t>
+        <w:t>Asset Management SPA</w:t>
       </w:r>
       <w:r>
         <w:rPr>
@@ -591,7 +403,7 @@
           <w:color w:val="000000"/>
           <w:sz w:val="18"/>
         </w:rPr>
-        <w:t xml:space="preserve"> | React, Vite, Tailwind CSS, Express.js, MongoDB, Mongoose, JWT, AWS S3, Docker</w:t>
+        <w:t xml:space="preserve"> | React, Vite, Tailwind CSS, Express.js, MongoDB</w:t>
       </w:r>
     </w:p>
     <w:p>
@@ -621,7 +433,7 @@
           <w:color w:val="000000"/>
           <w:sz w:val="18"/>
         </w:rPr>
-        <w:t>Built a secure asset browser with role-based access, asset upload, search, category filters, preview/download flows, and admin analytics dashboards.</w:t>
+        <w:t>Built a single-page asset management application for organizing and browsing digital assets.</w:t>
       </w:r>
     </w:p>
     <w:p>
@@ -637,129 +449,7 @@
           <w:color w:val="000000"/>
           <w:sz w:val="18"/>
         </w:rPr>
-        <w:t>Implemented Express/Mongoose APIs for JWT auth, file metadata, duplicate detection, signed upload/download URLs, thumbnail optimization, support tickets, workflow automation, and Docker Compose deployment.</w:t>
-      </w:r>
-    </w:p>
-    <w:p>
-      <w:pPr>
-        <w:spacing w:after="0"/>
-      </w:pPr>
-      <w:r>
-        <w:rPr>
-          <w:rFonts w:ascii="Arial" w:hAnsi="Arial"/>
-          <w:b/>
-          <w:color w:val="000000"/>
-          <w:sz w:val="19"/>
-        </w:rPr>
-        <w:t>Hospital Chatbot</w:t>
-      </w:r>
-      <w:r>
-        <w:rPr>
-          <w:rFonts w:ascii="Arial" w:hAnsi="Arial"/>
-          <w:b w:val="0"/>
-          <w:color w:val="000000"/>
-          <w:sz w:val="18"/>
-        </w:rPr>
-        <w:t xml:space="preserve"> | Python, AI, Streamlit, Chatbot</w:t>
-      </w:r>
-    </w:p>
-    <w:p>
-      <w:pPr>
-        <w:spacing w:after="0"/>
-      </w:pPr>
-      <w:r>
-        <w:rPr>
-          <w:rFonts w:ascii="Arial" w:hAnsi="Arial"/>
-          <w:b w:val="0"/>
-          <w:color w:val="404040"/>
-          <w:sz w:val="16"/>
-        </w:rPr>
-        <w:t>github.com/rkotesh/hospital_chatbot | hospitalchatbot04.streamlit.app</w:t>
-      </w:r>
-    </w:p>
-    <w:p>
-      <w:pPr>
-        <w:pStyle w:val="ListBullet"/>
-        <w:spacing w:after="28"/>
-        <w:ind w:left="259" w:hanging="259"/>
-      </w:pPr>
-      <w:r>
-        <w:rPr>
-          <w:rFonts w:ascii="Arial" w:hAnsi="Arial"/>
-          <w:b w:val="0"/>
-          <w:color w:val="000000"/>
-          <w:sz w:val="18"/>
-        </w:rPr>
-        <w:t>Created an AI chatbot prototype to answer patient queries and support appointment-related interactions.</w:t>
-      </w:r>
-    </w:p>
-    <w:p>
-      <w:pPr>
-        <w:pStyle w:val="ListBullet"/>
-        <w:spacing w:after="28"/>
-        <w:ind w:left="259" w:hanging="259"/>
-      </w:pPr>
-      <w:r>
-        <w:rPr>
-          <w:rFonts w:ascii="Arial" w:hAnsi="Arial"/>
-          <w:b w:val="0"/>
-          <w:color w:val="000000"/>
-          <w:sz w:val="18"/>
-        </w:rPr>
-        <w:t>Built a Streamlit interface for fast browser-based use and live demonstration.</w:t>
-      </w:r>
-    </w:p>
-    <w:p>
-      <w:pPr>
-        <w:spacing w:after="0"/>
-      </w:pPr>
-      <w:r>
-        <w:rPr>
-          <w:rFonts w:ascii="Arial" w:hAnsi="Arial"/>
-          <w:b/>
-          <w:color w:val="000000"/>
-          <w:sz w:val="19"/>
-        </w:rPr>
-        <w:t>QR Code Generator</w:t>
-      </w:r>
-      <w:r>
-        <w:rPr>
-          <w:rFonts w:ascii="Arial" w:hAnsi="Arial"/>
-          <w:b w:val="0"/>
-          <w:color w:val="000000"/>
-          <w:sz w:val="18"/>
-        </w:rPr>
-        <w:t xml:space="preserve"> | Python, Streamlit</w:t>
-      </w:r>
-    </w:p>
-    <w:p>
-      <w:pPr>
-        <w:spacing w:after="0"/>
-      </w:pPr>
-      <w:r>
-        <w:rPr>
-          <w:rFonts w:ascii="Arial" w:hAnsi="Arial"/>
-          <w:b w:val="0"/>
-          <w:color w:val="404040"/>
-          <w:sz w:val="16"/>
-        </w:rPr>
-        <w:t>github.com/rkotesh/QR-Generator | qr-generator04.streamlit.app</w:t>
-      </w:r>
-    </w:p>
-    <w:p>
-      <w:pPr>
-        <w:pStyle w:val="ListBullet"/>
-        <w:spacing w:after="28"/>
-        <w:ind w:left="259" w:hanging="259"/>
-      </w:pPr>
-      <w:r>
-        <w:rPr>
-          <w:rFonts w:ascii="Arial" w:hAnsi="Arial"/>
-          <w:b w:val="0"/>
-          <w:color w:val="000000"/>
-          <w:sz w:val="18"/>
-        </w:rPr>
-        <w:t>Developed a web utility that generates downloadable QR codes for URLs, text, and common input formats.</w:t>
+        <w:t>Implemented a full-stack project structure with modern frontend tooling and backend data management.</w:t>
       </w:r>
     </w:p>
     <w:p>
@@ -850,38 +540,6 @@
     </w:p>
     <w:p>
       <w:pPr>
-        <w:pStyle w:val="ListBullet"/>
-        <w:spacing w:after="28"/>
-        <w:ind w:left="259" w:hanging="259"/>
-      </w:pPr>
-      <w:r>
-        <w:rPr>
-          <w:rFonts w:ascii="Arial" w:hAnsi="Arial"/>
-          <w:b w:val="0"/>
-          <w:color w:val="000000"/>
-          <w:sz w:val="18"/>
-        </w:rPr>
-        <w:t>Intermediate, Sri Saraswathi Jr College, 2021 - 2023 | 90.07%</w:t>
-      </w:r>
-    </w:p>
-    <w:p>
-      <w:pPr>
-        <w:pStyle w:val="ListBullet"/>
-        <w:spacing w:after="28"/>
-        <w:ind w:left="259" w:hanging="259"/>
-      </w:pPr>
-      <w:r>
-        <w:rPr>
-          <w:rFonts w:ascii="Arial" w:hAnsi="Arial"/>
-          <w:b w:val="0"/>
-          <w:color w:val="000000"/>
-          <w:sz w:val="18"/>
-        </w:rPr>
-        <w:t>SSC, Govt Z Z P H School, 2020 - 2021 | 97.00%</w:t>
-      </w:r>
-    </w:p>
-    <w:p>
-      <w:pPr>
         <w:pStyle w:val="Heading1"/>
         <w:pBdr>
           <w:bottom w:val="single" w:sz="6" w:space="1" w:color="BFBFBF"/>
@@ -927,22 +585,6 @@
           <w:sz w:val="18"/>
         </w:rPr>
         <w:t>Freedom With AI Master Class - AI Tools and Prompt Engineering Workflows, Jun 2025</w:t>
-      </w:r>
-    </w:p>
-    <w:p>
-      <w:pPr>
-        <w:pStyle w:val="ListBullet"/>
-        <w:spacing w:after="28"/>
-        <w:ind w:left="259" w:hanging="259"/>
-      </w:pPr>
-      <w:r>
-        <w:rPr>
-          <w:rFonts w:ascii="Arial" w:hAnsi="Arial"/>
-          <w:b w:val="0"/>
-          <w:color w:val="000000"/>
-          <w:sz w:val="18"/>
-        </w:rPr>
-        <w:t>MERN Stack Training - Chalapathi Institute of Engineering and Technology, 2025</w:t>
       </w:r>
     </w:p>
     <w:p>

--- a/Sankula_Koteswara_Rao_Resume.docx
+++ b/Sankula_Koteswara_Rao_Resume.docx
@@ -72,7 +72,7 @@
           <w:color w:val="000000"/>
           <w:sz w:val="18"/>
         </w:rPr>
-        <w:t>Software developer and final-year B.Tech Artificial Intelligence and Machine Learning student with hands-on experience building Python, Django, Flask, REST API, React, JavaScript, MERN stack, MongoDB, Streamlit, and responsive web applications. Currently coordinating MERN stack internship cohorts at Techno Future India and building Rolla AI, a custom web development agency platform. Completed a 6-month Python Development internship with Flipkart Launchpad and built public projects across employee leave management, ERP portals, AI chatbots, automation tools, and portfolio platforms.</w:t>
+        <w:t>Final-year B.Tech AI and ML student and Python/Django developer with hands-on experience in Flask, REST APIs, React, JavaScript, MERN stack, MongoDB, Streamlit, and responsive web apps. Completed a 6-month Flipkart Launchpad Python Development internship and built deployed projects across leave management, college websites, asset management, and portfolio platforms.</w:t>
       </w:r>
     </w:p>
     <w:p>
@@ -105,7 +105,7 @@
           <w:color w:val="000000"/>
           <w:sz w:val="18"/>
         </w:rPr>
-        <w:t>Languages: Python, JavaScript, HTML5, CSS3</w:t>
+        <w:t>Languages: Python, JavaScript, HTML5, CSS3, MySQL</w:t>
       </w:r>
     </w:p>
     <w:p>
@@ -121,7 +121,7 @@
           <w:color w:val="000000"/>
           <w:sz w:val="18"/>
         </w:rPr>
-        <w:t>Backend: Django, Flask, REST APIs, Express.js, Node.js</w:t>
+        <w:t>Backend: Django, Flask, REST APIs, Express.js, Node.js, MongoDB</w:t>
       </w:r>
     </w:p>
     <w:p>
@@ -137,7 +137,7 @@
           <w:color w:val="000000"/>
           <w:sz w:val="18"/>
         </w:rPr>
-        <w:t>Frontend: React.js, Vite, Tailwind CSS</w:t>
+        <w:t>Frontend and Tools: React.js, Vite, Tailwind CSS, Streamlit, Git, GitHub, Vercel, Render</w:t>
       </w:r>
     </w:p>
     <w:p>
@@ -209,23 +209,7 @@
           <w:color w:val="000000"/>
           <w:sz w:val="18"/>
         </w:rPr>
-        <w:t>Built and practiced Python software development tasks in an e-commerce-oriented learning environment.</w:t>
-      </w:r>
-    </w:p>
-    <w:p>
-      <w:pPr>
-        <w:pStyle w:val="ListBullet"/>
-        <w:spacing w:after="28"/>
-        <w:ind w:left="259" w:hanging="259"/>
-      </w:pPr>
-      <w:r>
-        <w:rPr>
-          <w:rFonts w:ascii="Arial" w:hAnsi="Arial"/>
-          <w:b w:val="0"/>
-          <w:color w:val="000000"/>
-          <w:sz w:val="18"/>
-        </w:rPr>
-        <w:t>Applied debugging, programming fundamentals, and software development practices across internship assignments.</w:t>
+        <w:t>Applied Python programming, debugging, and software development practices in an e-commerce learning environment.</w:t>
       </w:r>
     </w:p>
     <w:p>
@@ -295,23 +279,7 @@
           <w:color w:val="000000"/>
           <w:sz w:val="18"/>
         </w:rPr>
-        <w:t>Built a full-stack leave management system with employee and manager workflows, authentication, and responsive screens.</w:t>
-      </w:r>
-    </w:p>
-    <w:p>
-      <w:pPr>
-        <w:pStyle w:val="ListBullet"/>
-        <w:spacing w:after="28"/>
-        <w:ind w:left="259" w:hanging="259"/>
-      </w:pPr>
-      <w:r>
-        <w:rPr>
-          <w:rFonts w:ascii="Arial" w:hAnsi="Arial"/>
-          <w:b w:val="0"/>
-          <w:color w:val="000000"/>
-          <w:sz w:val="18"/>
-        </w:rPr>
-        <w:t>Implemented REST API patterns to digitize leave requests, approvals, and status tracking.</w:t>
+        <w:t>Built a full-stack leave management system with authentication, employee/manager workflows, and REST API-based leave tracking.</w:t>
       </w:r>
     </w:p>
     <w:p>
@@ -369,22 +337,6 @@
     </w:p>
     <w:p>
       <w:pPr>
-        <w:pStyle w:val="ListBullet"/>
-        <w:spacing w:after="28"/>
-        <w:ind w:left="259" w:hanging="259"/>
-      </w:pPr>
-      <w:r>
-        <w:rPr>
-          <w:rFonts w:ascii="Arial" w:hAnsi="Arial"/>
-          <w:b w:val="0"/>
-          <w:color w:val="000000"/>
-          <w:sz w:val="18"/>
-        </w:rPr>
-        <w:t>Maintained a deployed TypeScript college website and Django ERP project as part of an active academic software portfolio.</w:t>
-      </w:r>
-    </w:p>
-    <w:p>
-      <w:pPr>
         <w:spacing w:after="0"/>
       </w:pPr>
       <w:r>
@@ -433,23 +385,7 @@
           <w:color w:val="000000"/>
           <w:sz w:val="18"/>
         </w:rPr>
-        <w:t>Built a single-page asset management application for organizing and browsing digital assets.</w:t>
-      </w:r>
-    </w:p>
-    <w:p>
-      <w:pPr>
-        <w:pStyle w:val="ListBullet"/>
-        <w:spacing w:after="28"/>
-        <w:ind w:left="259" w:hanging="259"/>
-      </w:pPr>
-      <w:r>
-        <w:rPr>
-          <w:rFonts w:ascii="Arial" w:hAnsi="Arial"/>
-          <w:b w:val="0"/>
-          <w:color w:val="000000"/>
-          <w:sz w:val="18"/>
-        </w:rPr>
-        <w:t>Implemented a full-stack project structure with modern frontend tooling and backend data management.</w:t>
+        <w:t>Built a single-page asset management application with modern frontend tooling and backend data management.</w:t>
       </w:r>
     </w:p>
     <w:p>

--- a/Sankula_Koteswara_Rao_Resume.docx
+++ b/Sankula_Koteswara_Rao_Resume.docx
@@ -4,37 +4,37 @@
   <w:body>
     <w:p>
       <w:pPr>
-        <w:spacing w:after="20"/>
+        <w:spacing w:after="0"/>
         <w:jc w:val="center"/>
       </w:pPr>
       <w:r>
         <w:rPr>
           <w:rFonts w:ascii="Arial" w:hAnsi="Arial"/>
-          <w:b/>
+          <w:b w:val="0"/>
           <w:color w:val="000000"/>
-          <w:sz w:val="34"/>
+          <w:sz w:val="40"/>
         </w:rPr>
-        <w:t>SANKULA KOTESWARA RAO</w:t>
+        <w:t>Sankula Koteswara Rao</w:t>
       </w:r>
     </w:p>
     <w:p>
       <w:pPr>
-        <w:spacing w:after="20"/>
+        <w:spacing w:after="0"/>
         <w:jc w:val="center"/>
       </w:pPr>
       <w:r>
         <w:rPr>
           <w:rFonts w:ascii="Arial" w:hAnsi="Arial"/>
-          <w:b/>
+          <w:b w:val="0"/>
           <w:color w:val="000000"/>
-          <w:sz w:val="21"/>
+          <w:sz w:val="19"/>
         </w:rPr>
         <w:t>Python &amp; Django Developer | Full-Stack Web Developer</w:t>
       </w:r>
     </w:p>
     <w:p>
       <w:pPr>
-        <w:spacing w:after="100"/>
+        <w:spacing w:after="80"/>
         <w:jc w:val="center"/>
       </w:pPr>
       <w:r>
@@ -59,12 +59,28 @@
           <w:rFonts w:ascii="Arial" w:hAnsi="Arial"/>
           <w:b/>
           <w:color w:val="000000"/>
-          <w:sz w:val="21"/>
+          <w:sz w:val="20"/>
         </w:rPr>
-        <w:t>PROFESSIONAL SUMMARY</w:t>
+        <w:t>Education</w:t>
       </w:r>
     </w:p>
     <w:p>
+      <w:pPr>
+        <w:tabs>
+          <w:tab w:pos="10368" w:val="right"/>
+        </w:tabs>
+        <w:spacing w:after="0"/>
+      </w:pPr>
+      <w:r>
+        <w:rPr>
+          <w:rFonts w:ascii="Arial" w:hAnsi="Arial"/>
+          <w:b/>
+          <w:i w:val="0"/>
+          <w:color w:val="000000"/>
+          <w:sz w:val="18"/>
+        </w:rPr>
+        <w:t>Chalapathi Institute of Engineering and Technology</w:t>
+      </w:r>
       <w:r>
         <w:rPr>
           <w:rFonts w:ascii="Arial" w:hAnsi="Arial"/>
@@ -72,7 +88,26 @@
           <w:color w:val="000000"/>
           <w:sz w:val="18"/>
         </w:rPr>
-        <w:t>Final-year B.Tech AI and ML student and Python/Django developer with hands-on experience in Flask, REST APIs, React, JavaScript, MERN stack, MongoDB, Streamlit, and responsive web apps. Completed a 6-month Flipkart Launchpad Python Development internship and built deployed projects across leave management, college websites, asset management, and portfolio platforms.</w:t>
+        <w:tab/>
+        <w:t>2023 - 2027</w:t>
+      </w:r>
+    </w:p>
+    <w:p>
+      <w:pPr>
+        <w:tabs>
+          <w:tab w:pos="10368" w:val="right"/>
+        </w:tabs>
+        <w:spacing w:after="0"/>
+      </w:pPr>
+      <w:r>
+        <w:rPr>
+          <w:rFonts w:ascii="Arial" w:hAnsi="Arial"/>
+          <w:b w:val="0"/>
+          <w:i/>
+          <w:color w:val="000000"/>
+          <w:sz w:val="17"/>
+        </w:rPr>
+        <w:t>B.Tech in Artificial Intelligence and Machine Learning | CGPA: 8.03</w:t>
       </w:r>
     </w:p>
     <w:p>
@@ -87,17 +122,28 @@
           <w:rFonts w:ascii="Arial" w:hAnsi="Arial"/>
           <w:b/>
           <w:color w:val="000000"/>
-          <w:sz w:val="21"/>
+          <w:sz w:val="20"/>
         </w:rPr>
-        <w:t>TECHNICAL SKILLS</w:t>
+        <w:t>Experience</w:t>
       </w:r>
     </w:p>
     <w:p>
       <w:pPr>
-        <w:pStyle w:val="ListBullet"/>
-        <w:spacing w:after="28"/>
-        <w:ind w:left="259" w:hanging="259"/>
+        <w:tabs>
+          <w:tab w:pos="10368" w:val="right"/>
+        </w:tabs>
+        <w:spacing w:after="0"/>
       </w:pPr>
+      <w:r>
+        <w:rPr>
+          <w:rFonts w:ascii="Arial" w:hAnsi="Arial"/>
+          <w:b/>
+          <w:i w:val="0"/>
+          <w:color w:val="000000"/>
+          <w:sz w:val="18"/>
+        </w:rPr>
+        <w:t>Python Development Intern</w:t>
+      </w:r>
       <w:r>
         <w:rPr>
           <w:rFonts w:ascii="Arial" w:hAnsi="Arial"/>
@@ -105,37 +151,320 @@
           <w:color w:val="000000"/>
           <w:sz w:val="18"/>
         </w:rPr>
-        <w:t>Languages: Python, JavaScript, HTML5, CSS3, MySQL</w:t>
+        <w:tab/>
+        <w:t>Aug 2025 - Jan 2026</w:t>
+      </w:r>
+    </w:p>
+    <w:p>
+      <w:pPr>
+        <w:tabs>
+          <w:tab w:pos="10368" w:val="right"/>
+        </w:tabs>
+        <w:spacing w:after="0"/>
+      </w:pPr>
+      <w:r>
+        <w:rPr>
+          <w:rFonts w:ascii="Arial" w:hAnsi="Arial"/>
+          <w:b w:val="0"/>
+          <w:i/>
+          <w:color w:val="000000"/>
+          <w:sz w:val="17"/>
+        </w:rPr>
+        <w:t>Flipkart Launchpad Student Internship Programme | Remote</w:t>
       </w:r>
     </w:p>
     <w:p>
       <w:pPr>
         <w:pStyle w:val="ListBullet"/>
-        <w:spacing w:after="28"/>
-        <w:ind w:left="259" w:hanging="259"/>
+        <w:spacing w:after="0"/>
+        <w:ind w:left="317" w:hanging="259"/>
       </w:pPr>
       <w:r>
         <w:rPr>
           <w:rFonts w:ascii="Arial" w:hAnsi="Arial"/>
           <w:b w:val="0"/>
           <w:color w:val="000000"/>
-          <w:sz w:val="18"/>
+          <w:sz w:val="17"/>
+        </w:rPr>
+        <w:t>Completed a 6-month Python Development internship organized by Corvyx and Flipkart.</w:t>
+      </w:r>
+    </w:p>
+    <w:p>
+      <w:pPr>
+        <w:pStyle w:val="ListBullet"/>
+        <w:spacing w:after="0"/>
+        <w:ind w:left="317" w:hanging="259"/>
+      </w:pPr>
+      <w:r>
+        <w:rPr>
+          <w:rFonts w:ascii="Arial" w:hAnsi="Arial"/>
+          <w:b w:val="0"/>
+          <w:color w:val="000000"/>
+          <w:sz w:val="17"/>
+        </w:rPr>
+        <w:t>Applied Python programming, debugging, and software development practices in an e-commerce learning environment.</w:t>
+      </w:r>
+    </w:p>
+    <w:p>
+      <w:pPr>
+        <w:pStyle w:val="Heading1"/>
+        <w:pBdr>
+          <w:bottom w:val="single" w:sz="6" w:space="1" w:color="BFBFBF"/>
+        </w:pBdr>
+      </w:pPr>
+      <w:r>
+        <w:rPr>
+          <w:rFonts w:ascii="Arial" w:hAnsi="Arial"/>
+          <w:b/>
+          <w:color w:val="000000"/>
+          <w:sz w:val="20"/>
+        </w:rPr>
+        <w:t>Projects</w:t>
+      </w:r>
+    </w:p>
+    <w:p>
+      <w:pPr>
+        <w:tabs>
+          <w:tab w:pos="10368" w:val="right"/>
+        </w:tabs>
+        <w:spacing w:after="0"/>
+      </w:pPr>
+      <w:r>
+        <w:rPr>
+          <w:rFonts w:ascii="Arial" w:hAnsi="Arial"/>
+          <w:b/>
+          <w:i w:val="0"/>
+          <w:color w:val="000000"/>
+          <w:sz w:val="17"/>
+        </w:rPr>
+        <w:t>Employee Leave Management System (ELMS) | Python, Flask, REST APIs, HTML, CSS, JavaScript</w:t>
+      </w:r>
+      <w:r>
+        <w:rPr>
+          <w:rFonts w:ascii="Arial" w:hAnsi="Arial"/>
+          <w:b w:val="0"/>
+          <w:color w:val="000000"/>
+          <w:sz w:val="17"/>
+        </w:rPr>
+        <w:tab/>
+        <w:t>github.com/rkotesh/elms | elms-3.onrender.com</w:t>
+      </w:r>
+    </w:p>
+    <w:p>
+      <w:pPr>
+        <w:pStyle w:val="ListBullet"/>
+        <w:spacing w:after="0"/>
+        <w:ind w:left="317" w:hanging="259"/>
+      </w:pPr>
+      <w:r>
+        <w:rPr>
+          <w:rFonts w:ascii="Arial" w:hAnsi="Arial"/>
+          <w:b w:val="0"/>
+          <w:color w:val="000000"/>
+          <w:sz w:val="17"/>
+        </w:rPr>
+        <w:t>Built a full-stack leave management system with authentication, employee/manager workflows, and REST API-based leave tracking.</w:t>
+      </w:r>
+    </w:p>
+    <w:p>
+      <w:pPr>
+        <w:tabs>
+          <w:tab w:pos="10368" w:val="right"/>
+        </w:tabs>
+        <w:spacing w:after="0"/>
+      </w:pPr>
+      <w:r>
+        <w:rPr>
+          <w:rFonts w:ascii="Arial" w:hAnsi="Arial"/>
+          <w:b/>
+          <w:i w:val="0"/>
+          <w:color w:val="000000"/>
+          <w:sz w:val="17"/>
+        </w:rPr>
+        <w:t>College Website | Python, Django, TypeScript, Vite, Vercel</w:t>
+      </w:r>
+      <w:r>
+        <w:rPr>
+          <w:rFonts w:ascii="Arial" w:hAnsi="Arial"/>
+          <w:b w:val="0"/>
+          <w:color w:val="000000"/>
+          <w:sz w:val="17"/>
+        </w:rPr>
+        <w:tab/>
+        <w:t>github.com/rkotesh/college_website | college-website-omega-flax.vercel.app</w:t>
+      </w:r>
+    </w:p>
+    <w:p>
+      <w:pPr>
+        <w:pStyle w:val="ListBullet"/>
+        <w:spacing w:after="0"/>
+        <w:ind w:left="317" w:hanging="259"/>
+      </w:pPr>
+      <w:r>
+        <w:rPr>
+          <w:rFonts w:ascii="Arial" w:hAnsi="Arial"/>
+          <w:b w:val="0"/>
+          <w:color w:val="000000"/>
+          <w:sz w:val="17"/>
+        </w:rPr>
+        <w:t>Built college-focused web platforms for academic operations, student information, attendance, and administrative records.</w:t>
+      </w:r>
+    </w:p>
+    <w:p>
+      <w:pPr>
+        <w:tabs>
+          <w:tab w:pos="10368" w:val="right"/>
+        </w:tabs>
+        <w:spacing w:after="0"/>
+      </w:pPr>
+      <w:r>
+        <w:rPr>
+          <w:rFonts w:ascii="Arial" w:hAnsi="Arial"/>
+          <w:b/>
+          <w:i w:val="0"/>
+          <w:color w:val="000000"/>
+          <w:sz w:val="17"/>
+        </w:rPr>
+        <w:t>Asset Management SPA | React, Vite, Tailwind CSS, Express.js, MongoDB</w:t>
+      </w:r>
+      <w:r>
+        <w:rPr>
+          <w:rFonts w:ascii="Arial" w:hAnsi="Arial"/>
+          <w:b w:val="0"/>
+          <w:color w:val="000000"/>
+          <w:sz w:val="17"/>
+        </w:rPr>
+        <w:tab/>
+        <w:t>github.com/rkotesh/asset-management-spa</w:t>
+      </w:r>
+    </w:p>
+    <w:p>
+      <w:pPr>
+        <w:pStyle w:val="ListBullet"/>
+        <w:spacing w:after="0"/>
+        <w:ind w:left="317" w:hanging="259"/>
+      </w:pPr>
+      <w:r>
+        <w:rPr>
+          <w:rFonts w:ascii="Arial" w:hAnsi="Arial"/>
+          <w:b w:val="0"/>
+          <w:color w:val="000000"/>
+          <w:sz w:val="17"/>
+        </w:rPr>
+        <w:t>Built a single-page asset management application with modern frontend tooling and backend data management.</w:t>
+      </w:r>
+    </w:p>
+    <w:p>
+      <w:pPr>
+        <w:tabs>
+          <w:tab w:pos="10368" w:val="right"/>
+        </w:tabs>
+        <w:spacing w:after="0"/>
+      </w:pPr>
+      <w:r>
+        <w:rPr>
+          <w:rFonts w:ascii="Arial" w:hAnsi="Arial"/>
+          <w:b/>
+          <w:i w:val="0"/>
+          <w:color w:val="000000"/>
+          <w:sz w:val="17"/>
+        </w:rPr>
+        <w:t>Personal Developer Portfolio | HTML, CSS, JavaScript, Vercel</w:t>
+      </w:r>
+      <w:r>
+        <w:rPr>
+          <w:rFonts w:ascii="Arial" w:hAnsi="Arial"/>
+          <w:b w:val="0"/>
+          <w:color w:val="000000"/>
+          <w:sz w:val="17"/>
+        </w:rPr>
+        <w:tab/>
+        <w:t>github.com/rkotesh/kotesh-portfolio | kotesh-portfolio-nine.vercel.app</w:t>
+      </w:r>
+    </w:p>
+    <w:p>
+      <w:pPr>
+        <w:pStyle w:val="ListBullet"/>
+        <w:spacing w:after="0"/>
+        <w:ind w:left="317" w:hanging="259"/>
+      </w:pPr>
+      <w:r>
+        <w:rPr>
+          <w:rFonts w:ascii="Arial" w:hAnsi="Arial"/>
+          <w:b w:val="0"/>
+          <w:color w:val="000000"/>
+          <w:sz w:val="17"/>
+        </w:rPr>
+        <w:t>Built a responsive portfolio with project sections, certifications, contact workflow, and an interactive assistant.</w:t>
+      </w:r>
+    </w:p>
+    <w:p>
+      <w:pPr>
+        <w:pStyle w:val="Heading1"/>
+        <w:pBdr>
+          <w:bottom w:val="single" w:sz="6" w:space="1" w:color="BFBFBF"/>
+        </w:pBdr>
+      </w:pPr>
+      <w:r>
+        <w:rPr>
+          <w:rFonts w:ascii="Arial" w:hAnsi="Arial"/>
+          <w:b/>
+          <w:color w:val="000000"/>
+          <w:sz w:val="20"/>
+        </w:rPr>
+        <w:t>Technical Skills</w:t>
+      </w:r>
+    </w:p>
+    <w:p>
+      <w:pPr>
+        <w:tabs>
+          <w:tab w:pos="10368" w:val="right"/>
+        </w:tabs>
+        <w:spacing w:after="0"/>
+      </w:pPr>
+      <w:r>
+        <w:rPr>
+          <w:rFonts w:ascii="Arial" w:hAnsi="Arial"/>
+          <w:b w:val="0"/>
+          <w:i w:val="0"/>
+          <w:color w:val="000000"/>
+          <w:sz w:val="17"/>
+        </w:rPr>
+        <w:t>Languages: Python, JavaScript, HTML5, CSS3, MySQL</w:t>
+      </w:r>
+    </w:p>
+    <w:p>
+      <w:pPr>
+        <w:tabs>
+          <w:tab w:pos="10368" w:val="right"/>
+        </w:tabs>
+        <w:spacing w:after="0"/>
+      </w:pPr>
+      <w:r>
+        <w:rPr>
+          <w:rFonts w:ascii="Arial" w:hAnsi="Arial"/>
+          <w:b w:val="0"/>
+          <w:i w:val="0"/>
+          <w:color w:val="000000"/>
+          <w:sz w:val="17"/>
         </w:rPr>
         <w:t>Backend: Django, Flask, REST APIs, Express.js, Node.js, MongoDB</w:t>
       </w:r>
     </w:p>
     <w:p>
       <w:pPr>
-        <w:pStyle w:val="ListBullet"/>
-        <w:spacing w:after="28"/>
-        <w:ind w:left="259" w:hanging="259"/>
+        <w:tabs>
+          <w:tab w:pos="10368" w:val="right"/>
+        </w:tabs>
+        <w:spacing w:after="0"/>
       </w:pPr>
       <w:r>
         <w:rPr>
           <w:rFonts w:ascii="Arial" w:hAnsi="Arial"/>
           <w:b w:val="0"/>
+          <w:i w:val="0"/>
           <w:color w:val="000000"/>
-          <w:sz w:val="18"/>
+          <w:sz w:val="17"/>
         </w:rPr>
         <w:t>Frontend and Tools: React.js, Vite, Tailwind CSS, Streamlit, Git, GitHub, Vercel, Render</w:t>
       </w:r>
@@ -152,373 +481,43 @@
           <w:rFonts w:ascii="Arial" w:hAnsi="Arial"/>
           <w:b/>
           <w:color w:val="000000"/>
-          <w:sz w:val="21"/>
+          <w:sz w:val="20"/>
         </w:rPr>
-        <w:t>PROFESSIONAL EXPERIENCE</w:t>
+        <w:t>Certifications</w:t>
       </w:r>
     </w:p>
     <w:p>
       <w:pPr>
-        <w:spacing w:after="20"/>
-      </w:pPr>
-      <w:r>
-        <w:rPr>
-          <w:rFonts w:ascii="Arial" w:hAnsi="Arial"/>
-          <w:b/>
-          <w:color w:val="000000"/>
-          <w:sz w:val="19"/>
-        </w:rPr>
-        <w:t>Python Development Intern</w:t>
-      </w:r>
-      <w:r>
-        <w:rPr>
-          <w:rFonts w:ascii="Arial" w:hAnsi="Arial"/>
-          <w:b w:val="0"/>
-          <w:color w:val="000000"/>
-          <w:sz w:val="18"/>
-        </w:rPr>
-        <w:t xml:space="preserve"> | Flipkart Launchpad Student Internship Programme | Aug 2025 - Jan 2026 | Remote</w:t>
-      </w:r>
-    </w:p>
-    <w:p>
-      <w:pPr>
-        <w:pStyle w:val="ListBullet"/>
-        <w:spacing w:after="28"/>
-        <w:ind w:left="259" w:hanging="259"/>
-      </w:pPr>
-      <w:r>
-        <w:rPr>
-          <w:rFonts w:ascii="Arial" w:hAnsi="Arial"/>
-          <w:b w:val="0"/>
-          <w:color w:val="000000"/>
-          <w:sz w:val="18"/>
-        </w:rPr>
-        <w:t>Completed a 6-month Python Development internship organized by Corvyx and Flipkart.</w:t>
-      </w:r>
-    </w:p>
-    <w:p>
-      <w:pPr>
-        <w:pStyle w:val="ListBullet"/>
-        <w:spacing w:after="28"/>
-        <w:ind w:left="259" w:hanging="259"/>
-      </w:pPr>
-      <w:r>
-        <w:rPr>
-          <w:rFonts w:ascii="Arial" w:hAnsi="Arial"/>
-          <w:b w:val="0"/>
-          <w:color w:val="000000"/>
-          <w:sz w:val="18"/>
-        </w:rPr>
-        <w:t>Applied Python programming, debugging, and software development practices in an e-commerce learning environment.</w:t>
-      </w:r>
-    </w:p>
-    <w:p>
-      <w:pPr>
-        <w:pStyle w:val="Heading1"/>
-        <w:pBdr>
-          <w:bottom w:val="single" w:sz="6" w:space="1" w:color="BFBFBF"/>
-        </w:pBdr>
-      </w:pPr>
-      <w:r>
-        <w:rPr>
-          <w:rFonts w:ascii="Arial" w:hAnsi="Arial"/>
-          <w:b/>
-          <w:color w:val="000000"/>
-          <w:sz w:val="21"/>
-        </w:rPr>
-        <w:t>PROJECTS</w:t>
-      </w:r>
-    </w:p>
-    <w:p>
-      <w:pPr>
-        <w:spacing w:after="0"/>
-      </w:pPr>
-      <w:r>
-        <w:rPr>
-          <w:rFonts w:ascii="Arial" w:hAnsi="Arial"/>
-          <w:b/>
-          <w:color w:val="000000"/>
-          <w:sz w:val="19"/>
-        </w:rPr>
-        <w:t>Employee Leave Management System (ELMS)</w:t>
-      </w:r>
-      <w:r>
-        <w:rPr>
-          <w:rFonts w:ascii="Arial" w:hAnsi="Arial"/>
-          <w:b w:val="0"/>
-          <w:color w:val="000000"/>
-          <w:sz w:val="18"/>
-        </w:rPr>
-        <w:t xml:space="preserve"> | Python, Flask, REST APIs, HTML, CSS, JavaScript</w:t>
-      </w:r>
-    </w:p>
-    <w:p>
-      <w:pPr>
+        <w:tabs>
+          <w:tab w:pos="10368" w:val="right"/>
+        </w:tabs>
         <w:spacing w:after="0"/>
       </w:pPr>
       <w:r>
         <w:rPr>
           <w:rFonts w:ascii="Arial" w:hAnsi="Arial"/>
           <w:b w:val="0"/>
-          <w:color w:val="404040"/>
-          <w:sz w:val="16"/>
+          <w:i w:val="0"/>
+          <w:color w:val="000000"/>
+          <w:sz w:val="17"/>
         </w:rPr>
-        <w:t>github.com/rkotesh/elms | elms-3.onrender.com</w:t>
+        <w:t>Flipkart Launchpad Internship Programme - Python Development, Jan 2026</w:t>
       </w:r>
     </w:p>
     <w:p>
       <w:pPr>
-        <w:pStyle w:val="ListBullet"/>
-        <w:spacing w:after="28"/>
-        <w:ind w:left="259" w:hanging="259"/>
-      </w:pPr>
-      <w:r>
-        <w:rPr>
-          <w:rFonts w:ascii="Arial" w:hAnsi="Arial"/>
-          <w:b w:val="0"/>
-          <w:color w:val="000000"/>
-          <w:sz w:val="18"/>
-        </w:rPr>
-        <w:t>Built a full-stack leave management system with authentication, employee/manager workflows, and REST API-based leave tracking.</w:t>
-      </w:r>
-    </w:p>
-    <w:p>
-      <w:pPr>
-        <w:spacing w:after="0"/>
-      </w:pPr>
-      <w:r>
-        <w:rPr>
-          <w:rFonts w:ascii="Arial" w:hAnsi="Arial"/>
-          <w:b/>
-          <w:color w:val="000000"/>
-          <w:sz w:val="19"/>
-        </w:rPr>
-        <w:t>College Website</w:t>
-      </w:r>
-      <w:r>
-        <w:rPr>
-          <w:rFonts w:ascii="Arial" w:hAnsi="Arial"/>
-          <w:b w:val="0"/>
-          <w:color w:val="000000"/>
-          <w:sz w:val="18"/>
-        </w:rPr>
-        <w:t xml:space="preserve"> | Python, Django, TypeScript, Vite, Vercel</w:t>
-      </w:r>
-    </w:p>
-    <w:p>
-      <w:pPr>
+        <w:tabs>
+          <w:tab w:pos="10368" w:val="right"/>
+        </w:tabs>
         <w:spacing w:after="0"/>
       </w:pPr>
       <w:r>
         <w:rPr>
           <w:rFonts w:ascii="Arial" w:hAnsi="Arial"/>
           <w:b w:val="0"/>
-          <w:color w:val="404040"/>
-          <w:sz w:val="16"/>
-        </w:rPr>
-        <w:t>github.com/rkotesh/college_website | college-website-omega-flax.vercel.app</w:t>
-      </w:r>
-    </w:p>
-    <w:p>
-      <w:pPr>
-        <w:pStyle w:val="ListBullet"/>
-        <w:spacing w:after="28"/>
-        <w:ind w:left="259" w:hanging="259"/>
-      </w:pPr>
-      <w:r>
-        <w:rPr>
-          <w:rFonts w:ascii="Arial" w:hAnsi="Arial"/>
-          <w:b w:val="0"/>
+          <w:i w:val="0"/>
           <w:color w:val="000000"/>
-          <w:sz w:val="18"/>
-        </w:rPr>
-        <w:t>Built college-focused web platforms for academic operations, student information, attendance, and administrative records.</w:t>
-      </w:r>
-    </w:p>
-    <w:p>
-      <w:pPr>
-        <w:spacing w:after="0"/>
-      </w:pPr>
-      <w:r>
-        <w:rPr>
-          <w:rFonts w:ascii="Arial" w:hAnsi="Arial"/>
-          <w:b/>
-          <w:color w:val="000000"/>
-          <w:sz w:val="19"/>
-        </w:rPr>
-        <w:t>Asset Management SPA</w:t>
-      </w:r>
-      <w:r>
-        <w:rPr>
-          <w:rFonts w:ascii="Arial" w:hAnsi="Arial"/>
-          <w:b w:val="0"/>
-          <w:color w:val="000000"/>
-          <w:sz w:val="18"/>
-        </w:rPr>
-        <w:t xml:space="preserve"> | React, Vite, Tailwind CSS, Express.js, MongoDB</w:t>
-      </w:r>
-    </w:p>
-    <w:p>
-      <w:pPr>
-        <w:spacing w:after="0"/>
-      </w:pPr>
-      <w:r>
-        <w:rPr>
-          <w:rFonts w:ascii="Arial" w:hAnsi="Arial"/>
-          <w:b w:val="0"/>
-          <w:color w:val="404040"/>
-          <w:sz w:val="16"/>
-        </w:rPr>
-        <w:t>github.com/rkotesh/asset-management-spa</w:t>
-      </w:r>
-    </w:p>
-    <w:p>
-      <w:pPr>
-        <w:pStyle w:val="ListBullet"/>
-        <w:spacing w:after="28"/>
-        <w:ind w:left="259" w:hanging="259"/>
-      </w:pPr>
-      <w:r>
-        <w:rPr>
-          <w:rFonts w:ascii="Arial" w:hAnsi="Arial"/>
-          <w:b w:val="0"/>
-          <w:color w:val="000000"/>
-          <w:sz w:val="18"/>
-        </w:rPr>
-        <w:t>Built a single-page asset management application with modern frontend tooling and backend data management.</w:t>
-      </w:r>
-    </w:p>
-    <w:p>
-      <w:pPr>
-        <w:spacing w:after="0"/>
-      </w:pPr>
-      <w:r>
-        <w:rPr>
-          <w:rFonts w:ascii="Arial" w:hAnsi="Arial"/>
-          <w:b/>
-          <w:color w:val="000000"/>
-          <w:sz w:val="19"/>
-        </w:rPr>
-        <w:t>Personal Developer Portfolio</w:t>
-      </w:r>
-      <w:r>
-        <w:rPr>
-          <w:rFonts w:ascii="Arial" w:hAnsi="Arial"/>
-          <w:b w:val="0"/>
-          <w:color w:val="000000"/>
-          <w:sz w:val="18"/>
-        </w:rPr>
-        <w:t xml:space="preserve"> | HTML, CSS, JavaScript, Vercel</w:t>
-      </w:r>
-    </w:p>
-    <w:p>
-      <w:pPr>
-        <w:spacing w:after="0"/>
-      </w:pPr>
-      <w:r>
-        <w:rPr>
-          <w:rFonts w:ascii="Arial" w:hAnsi="Arial"/>
-          <w:b w:val="0"/>
-          <w:color w:val="404040"/>
-          <w:sz w:val="16"/>
-        </w:rPr>
-        <w:t>github.com/rkotesh/kotesh-portfolio | kotesh-portfolio-nine.vercel.app</w:t>
-      </w:r>
-    </w:p>
-    <w:p>
-      <w:pPr>
-        <w:pStyle w:val="ListBullet"/>
-        <w:spacing w:after="28"/>
-        <w:ind w:left="259" w:hanging="259"/>
-      </w:pPr>
-      <w:r>
-        <w:rPr>
-          <w:rFonts w:ascii="Arial" w:hAnsi="Arial"/>
-          <w:b w:val="0"/>
-          <w:color w:val="000000"/>
-          <w:sz w:val="18"/>
-        </w:rPr>
-        <w:t>Built a responsive portfolio with project sections, certifications, contact workflow, and an interactive assistant.</w:t>
-      </w:r>
-    </w:p>
-    <w:p>
-      <w:pPr>
-        <w:pStyle w:val="Heading1"/>
-        <w:pBdr>
-          <w:bottom w:val="single" w:sz="6" w:space="1" w:color="BFBFBF"/>
-        </w:pBdr>
-      </w:pPr>
-      <w:r>
-        <w:rPr>
-          <w:rFonts w:ascii="Arial" w:hAnsi="Arial"/>
-          <w:b/>
-          <w:color w:val="000000"/>
-          <w:sz w:val="21"/>
-        </w:rPr>
-        <w:t>EDUCATION</w:t>
-      </w:r>
-    </w:p>
-    <w:p>
-      <w:pPr>
-        <w:pStyle w:val="ListBullet"/>
-        <w:spacing w:after="28"/>
-        <w:ind w:left="259" w:hanging="259"/>
-      </w:pPr>
-      <w:r>
-        <w:rPr>
-          <w:rFonts w:ascii="Arial" w:hAnsi="Arial"/>
-          <w:b w:val="0"/>
-          <w:color w:val="000000"/>
-          <w:sz w:val="18"/>
-        </w:rPr>
-        <w:t>B.Tech in Artificial Intelligence and Machine Learning, Chalapathi Institute of Engineering and Technology, 2023 - 2027 | CGPA: 8.03</w:t>
-      </w:r>
-    </w:p>
-    <w:p>
-      <w:pPr>
-        <w:pStyle w:val="Heading1"/>
-        <w:pBdr>
-          <w:bottom w:val="single" w:sz="6" w:space="1" w:color="BFBFBF"/>
-        </w:pBdr>
-      </w:pPr>
-      <w:r>
-        <w:rPr>
-          <w:rFonts w:ascii="Arial" w:hAnsi="Arial"/>
-          <w:b/>
-          <w:color w:val="000000"/>
-          <w:sz w:val="21"/>
-        </w:rPr>
-        <w:t>CERTIFICATIONS</w:t>
-      </w:r>
-    </w:p>
-    <w:p>
-      <w:pPr>
-        <w:pStyle w:val="ListBullet"/>
-        <w:spacing w:after="28"/>
-        <w:ind w:left="259" w:hanging="259"/>
-      </w:pPr>
-      <w:r>
-        <w:rPr>
-          <w:rFonts w:ascii="Arial" w:hAnsi="Arial"/>
-          <w:b w:val="0"/>
-          <w:color w:val="000000"/>
-          <w:sz w:val="18"/>
-        </w:rPr>
-        <w:t>Flipkart Launchpad Internship Programme - Python Development, Jan 2026</w:t>
-      </w:r>
-    </w:p>
-    <w:p>
-      <w:pPr>
-        <w:pStyle w:val="ListBullet"/>
-        <w:spacing w:after="28"/>
-        <w:ind w:left="259" w:hanging="259"/>
-      </w:pPr>
-      <w:r>
-        <w:rPr>
-          <w:rFonts w:ascii="Arial" w:hAnsi="Arial"/>
-          <w:b w:val="0"/>
-          <w:color w:val="000000"/>
-          <w:sz w:val="18"/>
+          <w:sz w:val="17"/>
         </w:rPr>
         <w:t>Freedom With AI Master Class - AI Tools and Prompt Engineering Workflows, Jun 2025</w:t>
       </w:r>
@@ -535,23 +534,23 @@
           <w:rFonts w:ascii="Arial" w:hAnsi="Arial"/>
           <w:b/>
           <w:color w:val="000000"/>
-          <w:sz w:val="21"/>
+          <w:sz w:val="20"/>
         </w:rPr>
-        <w:t>ACHIEVEMENTS</w:t>
+        <w:t>Achievements</w:t>
       </w:r>
     </w:p>
     <w:p>
       <w:pPr>
         <w:pStyle w:val="ListBullet"/>
-        <w:spacing w:after="28"/>
-        <w:ind w:left="259" w:hanging="259"/>
+        <w:spacing w:after="0"/>
+        <w:ind w:left="317" w:hanging="259"/>
       </w:pPr>
       <w:r>
         <w:rPr>
           <w:rFonts w:ascii="Arial" w:hAnsi="Arial"/>
           <w:b w:val="0"/>
           <w:color w:val="000000"/>
-          <w:sz w:val="18"/>
+          <w:sz w:val="17"/>
         </w:rPr>
         <w:t>Published 12 public GitHub repositories across Python, JavaScript, HTML/CSS, and TypeScript.</w:t>
       </w:r>
@@ -559,15 +558,15 @@
     <w:p>
       <w:pPr>
         <w:pStyle w:val="ListBullet"/>
-        <w:spacing w:after="28"/>
-        <w:ind w:left="259" w:hanging="259"/>
+        <w:spacing w:after="0"/>
+        <w:ind w:left="317" w:hanging="259"/>
       </w:pPr>
       <w:r>
         <w:rPr>
           <w:rFonts w:ascii="Arial" w:hAnsi="Arial"/>
           <w:b w:val="0"/>
           <w:color w:val="000000"/>
-          <w:sz w:val="18"/>
+          <w:sz w:val="17"/>
         </w:rPr>
         <w:t>Built and deployed live applications using Vercel, Render, and Streamlit.</w:t>
       </w:r>
@@ -575,22 +574,22 @@
     <w:p>
       <w:pPr>
         <w:pStyle w:val="ListBullet"/>
-        <w:spacing w:after="28"/>
-        <w:ind w:left="259" w:hanging="259"/>
+        <w:spacing w:after="0"/>
+        <w:ind w:left="317" w:hanging="259"/>
       </w:pPr>
       <w:r>
         <w:rPr>
           <w:rFonts w:ascii="Arial" w:hAnsi="Arial"/>
           <w:b w:val="0"/>
           <w:color w:val="000000"/>
-          <w:sz w:val="18"/>
+          <w:sz w:val="17"/>
         </w:rPr>
         <w:t>Maintained professional LinkedIn presence with 735 followers and 500+ connections.</w:t>
       </w:r>
     </w:p>
     <w:sectPr>
       <w:pgSz w:w="12240" w:h="15840"/>
-      <w:pgMar w:top="792" w:right="936" w:bottom="792" w:left="936" w:header="720" w:footer="720" w:gutter="0"/>
+      <w:pgMar w:top="605" w:right="792" w:bottom="605" w:left="792" w:header="720" w:footer="720" w:gutter="0"/>
       <w:cols w:space="720"/>
       <w:docGrid w:linePitch="360"/>
     </w:sectPr>
@@ -962,7 +961,7 @@
     <w:qFormat/>
     <w:rsid w:val="00FC693F"/>
     <w:pPr>
-      <w:spacing w:after="40" w:line="250" w:lineRule="auto"/>
+      <w:spacing w:after="0" w:line="240" w:lineRule="auto"/>
     </w:pPr>
     <w:rPr>
       <w:rFonts w:ascii="Arial" w:hAnsi="Arial"/>
@@ -1024,7 +1023,7 @@
     <w:pPr>
       <w:keepNext/>
       <w:keepLines/>
-      <w:spacing w:before="120" w:after="40"/>
+      <w:spacing w:before="100" w:after="20"/>
       <w:outlineLvl w:val="0"/>
     </w:pPr>
     <w:rPr>
@@ -1048,7 +1047,7 @@
     <w:pPr>
       <w:keepNext/>
       <w:keepLines/>
-      <w:spacing w:before="120" w:after="40"/>
+      <w:spacing w:before="100" w:after="20"/>
       <w:outlineLvl w:val="1"/>
     </w:pPr>
     <w:rPr>
